--- a/tillsyn/A 22101-2023 tillsynsbegäran.docx
+++ b/tillsyn/A 22101-2023 tillsynsbegäran.docx
@@ -289,7 +289,7 @@
     <w:r>
       <w:tab/>
       <w:tab/>
-      <w:t>2026-06-18</w:t>
+      <w:t>2026-06-19</w:t>
       <w:br/>
       <w:br/>
     </w:r>

--- a/tillsyn/A 22101-2023 tillsynsbegäran.docx
+++ b/tillsyn/A 22101-2023 tillsynsbegäran.docx
@@ -289,7 +289,7 @@
     <w:r>
       <w:tab/>
       <w:tab/>
-      <w:t>2026-06-19</w:t>
+      <w:t>2026-06-20</w:t>
       <w:br/>
       <w:br/>
     </w:r>

--- a/tillsyn/A 22101-2023 tillsynsbegäran.docx
+++ b/tillsyn/A 22101-2023 tillsynsbegäran.docx
@@ -12,10 +12,7 @@
     </w:p>
     <w:p>
       <w:r>
-        <w:t>Detta dokument behandlar höga naturvärden i avverkningsanmälan A 22101-2023 i Flens kommun som inkom 2023-05-22 och omfattar 2,7 ha.</w:t>
-      </w:r>
-      <w:r>
-        <w:t xml:space="preserve"> I Figur 1 visas fyndplatser för naturvårdsarter i området, som finns registrerade på Artportalen.</w:t>
+        <w:t>Denna tillsynsbegäran behandlar höga naturvärden i avverkningsanmälan A 22101-2023 i Flens kommun som inkom 2023-05-22 och omfattar 2,7 ha.</w:t>
       </w:r>
     </w:p>
     <w:p>
@@ -63,7 +60,20 @@
         <w:spacing w:after="240"/>
       </w:pPr>
       <w:r>
-        <w:t>Figur 1. Fyndplatser för naturvårdsarter inom 20 meter från avverkningsanmälan (röd linje). Inom parentes anges rödlistekategorier, S för signalarter, Tför typiska arter och fridlysningsparagrafer i artskyddsförordningen.Markörer utan svart kant är placerade på fyndplatsen. Markörer med svart kant är placerade vid sidan av fyndplatsen och har ett svart streck som visar fyndplatsens exakta position. Kartans mittpunktskoordinat är N 6530599, E 586486 i SWEREF 99 TM.</w:t>
+        <w:t>Figur 1. Fyndplatser för naturvårdsarter inom 20 meter från avverkningsanmälan. Markörer utan svart kant är placerade på fyndplatsen. Markörer med svart kant är placerade vid sidan av fyndplatsen har ett svart streck som visar fyndplatsens exakta position. Kartans mittpunktskoordinat är N 6530599, E 586486 i SWEREF 99 TM.</w:t>
+      </w:r>
+    </w:p>
+    <w:p>
+      <w:r>
+        <w:t>Inom 20 meter från avverkningsanmälan finns fynd av 2 naturvårdsarter, varav 1 är rödlistad, 2 är fridlysta och 1 är typisk (T): bombmurkla (EN, §8) och blåsippa (T, §9). Se Figur 1.</w:t>
+      </w:r>
+    </w:p>
+    <w:p>
+      <w:pPr>
+        <w:pStyle w:val="Heading1"/>
+      </w:pPr>
+      <w:r>
+        <w:t>Tillsynsbegäran</w:t>
       </w:r>
     </w:p>
     <w:p>
@@ -77,39 +87,36 @@
       </w:r>
     </w:p>
     <w:p>
-      <w:r>
-        <w:t>Nedan beskrivs fynd av naturvårdsarter och fridlysta arter som gjorts i det avverkningsanmälda området.</w:t>
-      </w:r>
-    </w:p>
-    <w:p>
       <w:pPr>
         <w:pStyle w:val="Heading1"/>
       </w:pPr>
       <w:r>
-        <w:t>Naturvårdsarter</w:t>
+        <w:t>Naturvårdsarter och fridlysta arter</w:t>
       </w:r>
     </w:p>
     <w:p>
       <w:r>
-        <w:t>Inom 20 meter från avverkningsanmälan har följande 2 naturvårdsarter hittats: bombmurkla (EN, §8) och blåsippa (T, §9). Av dessa är 1 rödlistade. För rödlistade arter har rödlistekategorin angivits inom parentes. Typiska arter inom Natura 2000 som är kopplade till skogsekosystem har markerats med (T). För fridlysta arter anges även paragrafen i Artskyddsförordningen som arten är fridlyst enligt.</w:t>
+        <w:t>Nedan följer beskrivningar av de naturvårdsarter och fridlysta arter som har sina livsmiljöer och växtplatser i den avverkningsanmälda skogen. De påträffade naturvårdsarterna är ett tydligt kvitto på att det rör sig om en skog med höga naturvärden.</w:t>
       </w:r>
     </w:p>
     <w:p>
       <w:r>
-        <w:t>De påträffade naturvårdsarterna är ett tydligt kvitto på att det rör sig om en skog med höga naturvärden.</w:t>
+        <w:rPr>
+          <w:b/>
+        </w:rPr>
+        <w:t xml:space="preserve">Bombmurkla (EN, §8) </w:t>
       </w:r>
-    </w:p>
-    <w:p>
-      <w:pPr>
-        <w:pStyle w:val="Heading2"/>
-      </w:pPr>
       <w:r>
-        <w:t>Fridlysta arter</w:t>
+        <w:t>är en starkt hotad art som</w:t>
       </w:r>
-    </w:p>
-    <w:p>
       <w:r>
-        <w:t>Följande fridlysta arter har sina livsmiljöer och växtplatser i den avverkningsanmälda skogen: bombmurkla (EN, §8) och blåsippa (T, §9).</w:t>
+        <w:rPr>
+          <w:b/>
+        </w:rPr>
+        <w:t xml:space="preserve"> </w:t>
+      </w:r>
+      <w:r>
+        <w:t>indikerar en speciell och hotad granskogstyp på naturligt näringsrika sandjordar. Den tål inte slutavverkning eller kraftig gallring och är endast påträffad i områden som har långvarig skogskontinuitet med gran. Minskningstakten för arten, som är placerad högst upp i Skogsstyrelsens värdepyramid för bedömning av skog med höga naturvärden, överstiger gränsvärdet för Starkt hotad (EN). Bombmurkla är fridlyst enligt 8 § artskyddsförordningen, omfattas av ett åtgärdsprogram för hotade arter (ÅGP) och är globalt rödlistad som nära hotad (NT). Sverige har ojämförligt flest växtplatser kvar av den europeiska populationen, vilket medför att vårt land har ett internationellt ansvar för artens fortlevnad (IUCN, 2024; SLU Artdatabanken, 2026; Nitare &amp; Skogsstyrelsen, 2019; Naturvårdsverket, 2010).</w:t>
       </w:r>
     </w:p>
     <w:p>
@@ -139,26 +146,6 @@
       </w:r>
       <w:r>
         <w:t xml:space="preserve"> (SLU Artdatabanken, 2025).</w:t>
-      </w:r>
-    </w:p>
-    <w:p>
-      <w:r>
-        <w:rPr>
-          <w:b/>
-        </w:rPr>
-        <w:t xml:space="preserve">Bombmurkla (EN, §8) </w:t>
-      </w:r>
-      <w:r>
-        <w:t>är en starkt hotad art som</w:t>
-      </w:r>
-      <w:r>
-        <w:rPr>
-          <w:b/>
-        </w:rPr>
-        <w:t xml:space="preserve"> </w:t>
-      </w:r>
-      <w:r>
-        <w:t>indikerar en speciell och hotad granskogstyp på naturligt näringsrika sandjordar. Den tål inte slutavverkning eller kraftig gallring och är endast påträffad i områden som har långvarig skogskontinuitet med gran. Minskningstakten för arten, som är placerad högst upp i Skogsstyrelsens värdepyramid för bedömning av skog med höga naturvärden, överstiger gränsvärdet för Starkt hotad (EN). Bombmurkla är fridlyst enligt 8 § artskyddsförordningen, omfattas av ett åtgärdsprogram för hotade arter (ÅGP) och är globalt rödlistad som nära hotad (NT). Sverige har ojämförligt flest växtplatser kvar av den europeiska populationen, vilket medför att vårt land har ett internationellt ansvar för artens fortlevnad (IUCN, 2024; SLU Artdatabanken, 2026; Nitare &amp; Skogsstyrelsen, 2019; Naturvårdsverket, 2010).</w:t>
       </w:r>
     </w:p>
     <w:sectPr>
@@ -289,7 +276,7 @@
     <w:r>
       <w:tab/>
       <w:tab/>
-      <w:t>2026-06-20</w:t>
+      <w:t>2026-06-21</w:t>
       <w:br/>
       <w:br/>
     </w:r>

--- a/tillsyn/A 22101-2023 tillsynsbegäran.docx
+++ b/tillsyn/A 22101-2023 tillsynsbegäran.docx
@@ -276,7 +276,7 @@
     <w:r>
       <w:tab/>
       <w:tab/>
-      <w:t>2026-06-21</w:t>
+      <w:t>2026-06-22</w:t>
       <w:br/>
       <w:br/>
     </w:r>

--- a/tillsyn/A 22101-2023 tillsynsbegäran.docx
+++ b/tillsyn/A 22101-2023 tillsynsbegäran.docx
@@ -276,7 +276,7 @@
     <w:r>
       <w:tab/>
       <w:tab/>
-      <w:t>2026-06-22</w:t>
+      <w:t>2026-06-23</w:t>
       <w:br/>
       <w:br/>
     </w:r>

--- a/tillsyn/A 22101-2023 tillsynsbegäran.docx
+++ b/tillsyn/A 22101-2023 tillsynsbegäran.docx
@@ -276,7 +276,7 @@
     <w:r>
       <w:tab/>
       <w:tab/>
-      <w:t>2026-06-23</w:t>
+      <w:t>2026-06-24</w:t>
       <w:br/>
       <w:br/>
     </w:r>

--- a/tillsyn/A 22101-2023 tillsynsbegäran.docx
+++ b/tillsyn/A 22101-2023 tillsynsbegäran.docx
@@ -276,7 +276,7 @@
     <w:r>
       <w:tab/>
       <w:tab/>
-      <w:t>2026-06-24</w:t>
+      <w:t>2026-06-25</w:t>
       <w:br/>
       <w:br/>
     </w:r>

--- a/tillsyn/A 22101-2023 tillsynsbegäran.docx
+++ b/tillsyn/A 22101-2023 tillsynsbegäran.docx
@@ -276,7 +276,7 @@
     <w:r>
       <w:tab/>
       <w:tab/>
-      <w:t>2026-06-25</w:t>
+      <w:t>2026-06-26</w:t>
       <w:br/>
       <w:br/>
     </w:r>

--- a/tillsyn/A 22101-2023 tillsynsbegäran.docx
+++ b/tillsyn/A 22101-2023 tillsynsbegäran.docx
@@ -276,7 +276,7 @@
     <w:r>
       <w:tab/>
       <w:tab/>
-      <w:t>2026-06-26</w:t>
+      <w:t>2026-06-27</w:t>
       <w:br/>
       <w:br/>
     </w:r>

--- a/tillsyn/A 22101-2023 tillsynsbegäran.docx
+++ b/tillsyn/A 22101-2023 tillsynsbegäran.docx
@@ -276,7 +276,7 @@
     <w:r>
       <w:tab/>
       <w:tab/>
-      <w:t>2026-06-27</w:t>
+      <w:t>2026-06-28</w:t>
       <w:br/>
       <w:br/>
     </w:r>

--- a/tillsyn/A 22101-2023 tillsynsbegäran.docx
+++ b/tillsyn/A 22101-2023 tillsynsbegäran.docx
@@ -276,7 +276,7 @@
     <w:r>
       <w:tab/>
       <w:tab/>
-      <w:t>2026-06-28</w:t>
+      <w:t>2026-06-29</w:t>
       <w:br/>
       <w:br/>
     </w:r>

--- a/tillsyn/A 22101-2023 tillsynsbegäran.docx
+++ b/tillsyn/A 22101-2023 tillsynsbegäran.docx
@@ -276,7 +276,7 @@
     <w:r>
       <w:tab/>
       <w:tab/>
-      <w:t>2026-06-29</w:t>
+      <w:t>2026-06-30</w:t>
       <w:br/>
       <w:br/>
     </w:r>

--- a/tillsyn/A 22101-2023 tillsynsbegäran.docx
+++ b/tillsyn/A 22101-2023 tillsynsbegäran.docx
@@ -276,7 +276,7 @@
     <w:r>
       <w:tab/>
       <w:tab/>
-      <w:t>2026-06-30</w:t>
+      <w:t>2026-07-01</w:t>
       <w:br/>
       <w:br/>
     </w:r>

--- a/tillsyn/A 22101-2023 tillsynsbegäran.docx
+++ b/tillsyn/A 22101-2023 tillsynsbegäran.docx
@@ -276,7 +276,7 @@
     <w:r>
       <w:tab/>
       <w:tab/>
-      <w:t>2026-07-01</w:t>
+      <w:t>2026-07-02</w:t>
       <w:br/>
       <w:br/>
     </w:r>

--- a/tillsyn/A 22101-2023 tillsynsbegäran.docx
+++ b/tillsyn/A 22101-2023 tillsynsbegäran.docx
@@ -276,7 +276,7 @@
     <w:r>
       <w:tab/>
       <w:tab/>
-      <w:t>2026-07-13</w:t>
+      <w:t>2026-07-14</w:t>
       <w:br/>
       <w:br/>
     </w:r>

--- a/tillsyn/A 22101-2023 tillsynsbegäran.docx
+++ b/tillsyn/A 22101-2023 tillsynsbegäran.docx
@@ -276,7 +276,7 @@
     <w:r>
       <w:tab/>
       <w:tab/>
-      <w:t>2026-07-14</w:t>
+      <w:t>2026-07-15</w:t>
       <w:br/>
       <w:br/>
     </w:r>

--- a/tillsyn/A 22101-2023 tillsynsbegäran.docx
+++ b/tillsyn/A 22101-2023 tillsynsbegäran.docx
@@ -276,7 +276,7 @@
     <w:r>
       <w:tab/>
       <w:tab/>
-      <w:t>2026-07-15</w:t>
+      <w:t>2026-07-16</w:t>
       <w:br/>
       <w:br/>
     </w:r>

--- a/tillsyn/A 22101-2023 tillsynsbegäran.docx
+++ b/tillsyn/A 22101-2023 tillsynsbegäran.docx
@@ -276,7 +276,7 @@
     <w:r>
       <w:tab/>
       <w:tab/>
-      <w:t>2026-07-16</w:t>
+      <w:t>2026-07-17</w:t>
       <w:br/>
       <w:br/>
     </w:r>

--- a/tillsyn/A 22101-2023 tillsynsbegäran.docx
+++ b/tillsyn/A 22101-2023 tillsynsbegäran.docx
@@ -276,7 +276,7 @@
     <w:r>
       <w:tab/>
       <w:tab/>
-      <w:t>2026-07-17</w:t>
+      <w:t>2026-07-18</w:t>
       <w:br/>
       <w:br/>
     </w:r>

--- a/tillsyn/A 22101-2023 tillsynsbegäran.docx
+++ b/tillsyn/A 22101-2023 tillsynsbegäran.docx
@@ -276,7 +276,7 @@
     <w:r>
       <w:tab/>
       <w:tab/>
-      <w:t>2026-07-18</w:t>
+      <w:t>2026-07-19</w:t>
       <w:br/>
       <w:br/>
     </w:r>

--- a/tillsyn/A 22101-2023 tillsynsbegäran.docx
+++ b/tillsyn/A 22101-2023 tillsynsbegäran.docx
@@ -276,7 +276,7 @@
     <w:r>
       <w:tab/>
       <w:tab/>
-      <w:t>2026-07-19</w:t>
+      <w:t>2026-07-20</w:t>
       <w:br/>
       <w:br/>
     </w:r>

--- a/tillsyn/A 22101-2023 tillsynsbegäran.docx
+++ b/tillsyn/A 22101-2023 tillsynsbegäran.docx
@@ -276,7 +276,7 @@
     <w:r>
       <w:tab/>
       <w:tab/>
-      <w:t>2026-07-20</w:t>
+      <w:t>2026-07-21</w:t>
       <w:br/>
       <w:br/>
     </w:r>

--- a/tillsyn/A 22101-2023 tillsynsbegäran.docx
+++ b/tillsyn/A 22101-2023 tillsynsbegäran.docx
@@ -276,7 +276,7 @@
     <w:r>
       <w:tab/>
       <w:tab/>
-      <w:t>2026-07-21</w:t>
+      <w:t>2026-07-22</w:t>
       <w:br/>
       <w:br/>
     </w:r>

--- a/tillsyn/A 22101-2023 tillsynsbegäran.docx
+++ b/tillsyn/A 22101-2023 tillsynsbegäran.docx
@@ -276,7 +276,7 @@
     <w:r>
       <w:tab/>
       <w:tab/>
-      <w:t>2026-07-22</w:t>
+      <w:t>2026-07-23</w:t>
       <w:br/>
       <w:br/>
     </w:r>

--- a/tillsyn/A 22101-2023 tillsynsbegäran.docx
+++ b/tillsyn/A 22101-2023 tillsynsbegäran.docx
@@ -276,7 +276,7 @@
     <w:r>
       <w:tab/>
       <w:tab/>
-      <w:t>2026-07-23</w:t>
+      <w:t>2026-07-24</w:t>
       <w:br/>
       <w:br/>
     </w:r>

--- a/tillsyn/A 22101-2023 tillsynsbegäran.docx
+++ b/tillsyn/A 22101-2023 tillsynsbegäran.docx
@@ -276,7 +276,7 @@
     <w:r>
       <w:tab/>
       <w:tab/>
-      <w:t>2026-07-24</w:t>
+      <w:t>2026-07-25</w:t>
       <w:br/>
       <w:br/>
     </w:r>

--- a/tillsyn/A 22101-2023 tillsynsbegäran.docx
+++ b/tillsyn/A 22101-2023 tillsynsbegäran.docx
@@ -276,7 +276,7 @@
     <w:r>
       <w:tab/>
       <w:tab/>
-      <w:t>2026-07-25</w:t>
+      <w:t>2026-07-26</w:t>
       <w:br/>
       <w:br/>
     </w:r>

--- a/tillsyn/A 22101-2023 tillsynsbegäran.docx
+++ b/tillsyn/A 22101-2023 tillsynsbegäran.docx
@@ -276,7 +276,7 @@
     <w:r>
       <w:tab/>
       <w:tab/>
-      <w:t>2026-07-26</w:t>
+      <w:t>2026-07-27</w:t>
       <w:br/>
       <w:br/>
     </w:r>

--- a/tillsyn/A 22101-2023 tillsynsbegäran.docx
+++ b/tillsyn/A 22101-2023 tillsynsbegäran.docx
@@ -276,7 +276,7 @@
     <w:r>
       <w:tab/>
       <w:tab/>
-      <w:t>2026-07-27</w:t>
+      <w:t>2026-07-28</w:t>
       <w:br/>
       <w:br/>
     </w:r>

--- a/tillsyn/A 22101-2023 tillsynsbegäran.docx
+++ b/tillsyn/A 22101-2023 tillsynsbegäran.docx
@@ -276,7 +276,7 @@
     <w:r>
       <w:tab/>
       <w:tab/>
-      <w:t>2026-07-28</w:t>
+      <w:t>2026-07-29</w:t>
       <w:br/>
       <w:br/>
     </w:r>

--- a/tillsyn/A 22101-2023 tillsynsbegäran.docx
+++ b/tillsyn/A 22101-2023 tillsynsbegäran.docx
@@ -276,7 +276,7 @@
     <w:r>
       <w:tab/>
       <w:tab/>
-      <w:t>2026-07-29</w:t>
+      <w:t>2026-07-30</w:t>
       <w:br/>
       <w:br/>
     </w:r>

--- a/tillsyn/A 22101-2023 tillsynsbegäran.docx
+++ b/tillsyn/A 22101-2023 tillsynsbegäran.docx
@@ -276,7 +276,7 @@
     <w:r>
       <w:tab/>
       <w:tab/>
-      <w:t>2026-07-30</w:t>
+      <w:t>2026-07-31</w:t>
       <w:br/>
       <w:br/>
     </w:r>

--- a/tillsyn/A 22101-2023 tillsynsbegäran.docx
+++ b/tillsyn/A 22101-2023 tillsynsbegäran.docx
@@ -276,7 +276,7 @@
     <w:r>
       <w:tab/>
       <w:tab/>
-      <w:t>2026-07-31</w:t>
+      <w:t>2026-08-01</w:t>
       <w:br/>
       <w:br/>
     </w:r>

--- a/tillsyn/A 22101-2023 tillsynsbegäran.docx
+++ b/tillsyn/A 22101-2023 tillsynsbegäran.docx
@@ -276,7 +276,7 @@
     <w:r>
       <w:tab/>
       <w:tab/>
-      <w:t>2026-08-01</w:t>
+      <w:t>2026-08-02</w:t>
       <w:br/>
       <w:br/>
     </w:r>

--- a/tillsyn/A 22101-2023 tillsynsbegäran.docx
+++ b/tillsyn/A 22101-2023 tillsynsbegäran.docx
@@ -276,7 +276,7 @@
     <w:r>
       <w:tab/>
       <w:tab/>
-      <w:t>2026-08-02</w:t>
+      <w:t>2026-08-03</w:t>
       <w:br/>
       <w:br/>
     </w:r>

--- a/tillsyn/A 22101-2023 tillsynsbegäran.docx
+++ b/tillsyn/A 22101-2023 tillsynsbegäran.docx
@@ -276,7 +276,7 @@
     <w:r>
       <w:tab/>
       <w:tab/>
-      <w:t>2026-08-03</w:t>
+      <w:t>2026-08-05</w:t>
       <w:br/>
       <w:br/>
     </w:r>

--- a/tillsyn/A 22101-2023 tillsynsbegäran.docx
+++ b/tillsyn/A 22101-2023 tillsynsbegäran.docx
@@ -276,7 +276,7 @@
     <w:r>
       <w:tab/>
       <w:tab/>
-      <w:t>2026-08-05</w:t>
+      <w:t>2026-08-07</w:t>
       <w:br/>
       <w:br/>
     </w:r>

--- a/tillsyn/A 22101-2023 tillsynsbegäran.docx
+++ b/tillsyn/A 22101-2023 tillsynsbegäran.docx
@@ -276,7 +276,7 @@
     <w:r>
       <w:tab/>
       <w:tab/>
-      <w:t>2026-08-07</w:t>
+      <w:t>2026-08-08</w:t>
       <w:br/>
       <w:br/>
     </w:r>

--- a/tillsyn/A 22101-2023 tillsynsbegäran.docx
+++ b/tillsyn/A 22101-2023 tillsynsbegäran.docx
@@ -60,7 +60,7 @@
         <w:spacing w:after="240"/>
       </w:pPr>
       <w:r>
-        <w:t>Figur 1. Fyndplatser för naturvårdsarter inom 20 meter från avverkningsanmälan. Markörer utan svart kant är placerade på fyndplatsen. Markörer med svart kant är placerade vid sidan av fyndplatsen har ett svart streck som visar fyndplatsens exakta position. Kartans mittpunktskoordinat är N 6530599, E 586486 i SWEREF 99 TM.</w:t>
+        <w:t>Figur 1. Fyndplatser för naturvårdsarter inom 20 meter från avverkningsanmälan. Markörer utan svart kant är placerade på fyndplatsen. Markörer med svart kant är placerade vid sidan av fyndplatsen och har ett svart streck som visar fyndplatsens exakta position. Kartans mittpunktskoordinat är N 6530599, E 586486 i SWEREF 99 TM.</w:t>
       </w:r>
     </w:p>
     <w:p>
@@ -276,7 +276,7 @@
     <w:r>
       <w:tab/>
       <w:tab/>
-      <w:t>2026-08-14</w:t>
+      <w:t>2026-08-15</w:t>
       <w:br/>
       <w:br/>
     </w:r>

--- a/tillsyn/A 22101-2023 tillsynsbegäran.docx
+++ b/tillsyn/A 22101-2023 tillsynsbegäran.docx
@@ -276,7 +276,7 @@
     <w:r>
       <w:tab/>
       <w:tab/>
-      <w:t>2026-08-15</w:t>
+      <w:t>2026-08-16</w:t>
       <w:br/>
       <w:br/>
     </w:r>

--- a/tillsyn/A 22101-2023 tillsynsbegäran.docx
+++ b/tillsyn/A 22101-2023 tillsynsbegäran.docx
@@ -276,7 +276,7 @@
     <w:r>
       <w:tab/>
       <w:tab/>
-      <w:t>2026-08-16</w:t>
+      <w:t>2026-08-17</w:t>
       <w:br/>
       <w:br/>
     </w:r>

--- a/tillsyn/A 22101-2023 tillsynsbegäran.docx
+++ b/tillsyn/A 22101-2023 tillsynsbegäran.docx
@@ -276,7 +276,7 @@
     <w:r>
       <w:tab/>
       <w:tab/>
-      <w:t>2026-08-17</w:t>
+      <w:t>2026-08-18</w:t>
       <w:br/>
       <w:br/>
     </w:r>

--- a/tillsyn/A 22101-2023 tillsynsbegäran.docx
+++ b/tillsyn/A 22101-2023 tillsynsbegäran.docx
@@ -276,7 +276,7 @@
     <w:r>
       <w:tab/>
       <w:tab/>
-      <w:t>2026-08-18</w:t>
+      <w:t>2026-08-19</w:t>
       <w:br/>
       <w:br/>
     </w:r>

--- a/tillsyn/A 22101-2023 tillsynsbegäran.docx
+++ b/tillsyn/A 22101-2023 tillsynsbegäran.docx
@@ -276,7 +276,7 @@
     <w:r>
       <w:tab/>
       <w:tab/>
-      <w:t>2026-08-19</w:t>
+      <w:t>2026-08-20</w:t>
       <w:br/>
       <w:br/>
     </w:r>

--- a/tillsyn/A 22101-2023 tillsynsbegäran.docx
+++ b/tillsyn/A 22101-2023 tillsynsbegäran.docx
@@ -276,7 +276,7 @@
     <w:r>
       <w:tab/>
       <w:tab/>
-      <w:t>2026-08-20</w:t>
+      <w:t>2026-08-21</w:t>
       <w:br/>
       <w:br/>
     </w:r>

--- a/tillsyn/A 22101-2023 tillsynsbegäran.docx
+++ b/tillsyn/A 22101-2023 tillsynsbegäran.docx
@@ -276,7 +276,7 @@
     <w:r>
       <w:tab/>
       <w:tab/>
-      <w:t>2026-08-21</w:t>
+      <w:t>2026-08-22</w:t>
       <w:br/>
       <w:br/>
     </w:r>

--- a/tillsyn/A 22101-2023 tillsynsbegäran.docx
+++ b/tillsyn/A 22101-2023 tillsynsbegäran.docx
@@ -276,7 +276,7 @@
     <w:r>
       <w:tab/>
       <w:tab/>
-      <w:t>2026-08-22</w:t>
+      <w:t>2026-08-23</w:t>
       <w:br/>
       <w:br/>
     </w:r>

--- a/tillsyn/A 22101-2023 tillsynsbegäran.docx
+++ b/tillsyn/A 22101-2023 tillsynsbegäran.docx
@@ -276,7 +276,7 @@
     <w:r>
       <w:tab/>
       <w:tab/>
-      <w:t>2026-08-23</w:t>
+      <w:t>2026-08-24</w:t>
       <w:br/>
       <w:br/>
     </w:r>

--- a/tillsyn/A 22101-2023 tillsynsbegäran.docx
+++ b/tillsyn/A 22101-2023 tillsynsbegäran.docx
@@ -276,7 +276,7 @@
     <w:r>
       <w:tab/>
       <w:tab/>
-      <w:t>2026-08-24</w:t>
+      <w:t>2026-08-25</w:t>
       <w:br/>
       <w:br/>
     </w:r>

--- a/tillsyn/A 22101-2023 tillsynsbegäran.docx
+++ b/tillsyn/A 22101-2023 tillsynsbegäran.docx
@@ -276,7 +276,7 @@
     <w:r>
       <w:tab/>
       <w:tab/>
-      <w:t>2026-08-25</w:t>
+      <w:t>2026-08-26</w:t>
       <w:br/>
       <w:br/>
     </w:r>

--- a/tillsyn/A 22101-2023 tillsynsbegäran.docx
+++ b/tillsyn/A 22101-2023 tillsynsbegäran.docx
@@ -276,7 +276,7 @@
     <w:r>
       <w:tab/>
       <w:tab/>
-      <w:t>2026-08-26</w:t>
+      <w:t>2026-08-27</w:t>
       <w:br/>
       <w:br/>
     </w:r>

--- a/tillsyn/A 22101-2023 tillsynsbegäran.docx
+++ b/tillsyn/A 22101-2023 tillsynsbegäran.docx
@@ -276,7 +276,7 @@
     <w:r>
       <w:tab/>
       <w:tab/>
-      <w:t>2026-08-27</w:t>
+      <w:t>2026-08-28</w:t>
       <w:br/>
       <w:br/>
     </w:r>

--- a/tillsyn/A 22101-2023 tillsynsbegäran.docx
+++ b/tillsyn/A 22101-2023 tillsynsbegäran.docx
@@ -276,7 +276,7 @@
     <w:r>
       <w:tab/>
       <w:tab/>
-      <w:t>2026-08-28</w:t>
+      <w:t>2026-08-29</w:t>
       <w:br/>
       <w:br/>
     </w:r>

--- a/tillsyn/A 22101-2023 tillsynsbegäran.docx
+++ b/tillsyn/A 22101-2023 tillsynsbegäran.docx
@@ -276,7 +276,7 @@
     <w:r>
       <w:tab/>
       <w:tab/>
-      <w:t>2026-08-29</w:t>
+      <w:t>2026-08-31</w:t>
       <w:br/>
       <w:br/>
     </w:r>

--- a/tillsyn/A 22101-2023 tillsynsbegäran.docx
+++ b/tillsyn/A 22101-2023 tillsynsbegäran.docx
@@ -276,7 +276,7 @@
     <w:r>
       <w:tab/>
       <w:tab/>
-      <w:t>2026-08-31</w:t>
+      <w:t>2026-09-01</w:t>
       <w:br/>
       <w:br/>
     </w:r>

--- a/tillsyn/A 22101-2023 tillsynsbegäran.docx
+++ b/tillsyn/A 22101-2023 tillsynsbegäran.docx
@@ -276,7 +276,7 @@
     <w:r>
       <w:tab/>
       <w:tab/>
-      <w:t>2026-09-01</w:t>
+      <w:t>2026-09-02</w:t>
       <w:br/>
       <w:br/>
     </w:r>

--- a/tillsyn/A 22101-2023 tillsynsbegäran.docx
+++ b/tillsyn/A 22101-2023 tillsynsbegäran.docx
@@ -276,7 +276,7 @@
     <w:r>
       <w:tab/>
       <w:tab/>
-      <w:t>2026-09-02</w:t>
+      <w:t>2026-09-03</w:t>
       <w:br/>
       <w:br/>
     </w:r>

--- a/tillsyn/A 22101-2023 tillsynsbegäran.docx
+++ b/tillsyn/A 22101-2023 tillsynsbegäran.docx
@@ -276,7 +276,7 @@
     <w:r>
       <w:tab/>
       <w:tab/>
-      <w:t>2026-09-03</w:t>
+      <w:t>2026-09-04</w:t>
       <w:br/>
       <w:br/>
     </w:r>

--- a/tillsyn/A 22101-2023 tillsynsbegäran.docx
+++ b/tillsyn/A 22101-2023 tillsynsbegäran.docx
@@ -276,7 +276,7 @@
     <w:r>
       <w:tab/>
       <w:tab/>
-      <w:t>2026-09-04</w:t>
+      <w:t>2026-09-05</w:t>
       <w:br/>
       <w:br/>
     </w:r>

--- a/tillsyn/A 22101-2023 tillsynsbegäran.docx
+++ b/tillsyn/A 22101-2023 tillsynsbegäran.docx
@@ -276,7 +276,7 @@
     <w:r>
       <w:tab/>
       <w:tab/>
-      <w:t>2026-09-05</w:t>
+      <w:t>2026-09-06</w:t>
       <w:br/>
       <w:br/>
     </w:r>

--- a/tillsyn/A 22101-2023 tillsynsbegäran.docx
+++ b/tillsyn/A 22101-2023 tillsynsbegäran.docx
@@ -276,7 +276,7 @@
     <w:r>
       <w:tab/>
       <w:tab/>
-      <w:t>2026-09-06</w:t>
+      <w:t>2026-09-07</w:t>
       <w:br/>
       <w:br/>
     </w:r>

--- a/tillsyn/A 22101-2023 tillsynsbegäran.docx
+++ b/tillsyn/A 22101-2023 tillsynsbegäran.docx
@@ -276,7 +276,7 @@
     <w:r>
       <w:tab/>
       <w:tab/>
-      <w:t>2026-09-07</w:t>
+      <w:t>2026-09-08</w:t>
       <w:br/>
       <w:br/>
     </w:r>

--- a/tillsyn/A 22101-2023 tillsynsbegäran.docx
+++ b/tillsyn/A 22101-2023 tillsynsbegäran.docx
@@ -276,7 +276,7 @@
     <w:r>
       <w:tab/>
       <w:tab/>
-      <w:t>2026-09-08</w:t>
+      <w:t>2026-09-09</w:t>
       <w:br/>
       <w:br/>
     </w:r>

--- a/tillsyn/A 22101-2023 tillsynsbegäran.docx
+++ b/tillsyn/A 22101-2023 tillsynsbegäran.docx
@@ -276,7 +276,7 @@
     <w:r>
       <w:tab/>
       <w:tab/>
-      <w:t>2026-09-09</w:t>
+      <w:t>2026-09-10</w:t>
       <w:br/>
       <w:br/>
     </w:r>

--- a/tillsyn/A 22101-2023 tillsynsbegäran.docx
+++ b/tillsyn/A 22101-2023 tillsynsbegäran.docx
@@ -276,7 +276,7 @@
     <w:r>
       <w:tab/>
       <w:tab/>
-      <w:t>2026-09-10</w:t>
+      <w:t>2026-09-11</w:t>
       <w:br/>
       <w:br/>
     </w:r>

--- a/tillsyn/A 22101-2023 tillsynsbegäran.docx
+++ b/tillsyn/A 22101-2023 tillsynsbegäran.docx
@@ -276,7 +276,7 @@
     <w:r>
       <w:tab/>
       <w:tab/>
-      <w:t>2026-09-11</w:t>
+      <w:t>2026-09-12</w:t>
       <w:br/>
       <w:br/>
     </w:r>
